--- a/Book4-Anapestic_Anchor_and_Metrical_Hooks.docx
+++ b/Book4-Anapestic_Anchor_and_Metrical_Hooks.docx
@@ -2555,6 +2555,48 @@
     </w:p>
     <w:p>
       <w:pPr>
+        <w:spacing w:after="120" w:line="276" w:lineRule="auto"/>
+      </w:pPr>
+      <w:r/>
+      <w:r>
+        <w:rPr>
+          <w:i/>
+        </w:rPr>
+        <w:t>Document Classification: FULL-TEXT SYNOPSIS &amp; CHAPTER MANUSCRIPTS</w:t>
+      </w:r>
+      <w:r>
+        <w:t xml:space="preserve">  </w:t>
+      </w:r>
+    </w:p>
+    <w:p>
+      <w:pPr>
+        <w:spacing w:after="120" w:line="276" w:lineRule="auto"/>
+      </w:pPr>
+      <w:r/>
+      <w:r>
+        <w:rPr>
+          <w:i/>
+        </w:rPr>
+        <w:t>Governing Document: `00-series-bible.md` (v1.0) | Continuity Ledger: `book4-ledger.md`</w:t>
+      </w:r>
+      <w:r/>
+    </w:p>
+    <w:p>
+      <w:pPr>
+        <w:spacing w:before="240" w:after="240"/>
+        <w:jc w:val="center"/>
+      </w:pPr>
+      <w:r>
+        <w:rPr>
+          <w:rFonts w:ascii="Calibri" w:hAnsi="Calibri"/>
+          <w:color w:val="A0A0A0"/>
+          <w:sz w:val="20"/>
+        </w:rPr>
+        <w:t>❖   ❖   ❖</w:t>
+      </w:r>
+    </w:p>
+    <w:p>
+      <w:pPr>
         <w:keepNext/>
         <w:spacing w:before="280" w:after="120"/>
       </w:pPr>
@@ -2588,7 +2630,7 @@
         <w:spacing w:after="120" w:line="276" w:lineRule="auto"/>
       </w:pPr>
       <w:r>
-        <w:t>The Anapestic Anchor (`x x /` × 4) operates across distinct hip-hop subgenres in three primary functional roles: Boom-Bap (</w:t>
+        <w:t>In this series' analytical model, the Anapestic Anchor (`x x /` × 4) is treated as operating across distinct hip-hop subgenres in three primary functional roles: Boom-Bap (</w:t>
       </w:r>
       <w:r>
         <w:rPr>
@@ -2624,7 +2666,7 @@
         <w:t>Metrical Hook</w:t>
       </w:r>
       <w:r>
-        <w:t xml:space="preserve"> is the retrievable quality of predictable meter used to make content stick across subgenres.</w:t>
+        <w:t xml:space="preserve"> is our framework term for the retrievable quality of predictable meter used to make content stick across subgenres.</w:t>
       </w:r>
     </w:p>
     <w:p>
@@ -2639,7 +2681,7 @@
           <w:color w:val="3C3C3C"/>
           <w:sz w:val="23"/>
         </w:rPr>
-        <w:t>1.2 Functional Role Definitions</w:t>
+        <w:t>1.2 Functional Role Definitions (Analytical Lenses)</w:t>
       </w:r>
     </w:p>
     <w:p>
@@ -2656,7 +2698,7 @@
         <w:t>Stabilizer:</w:t>
       </w:r>
       <w:r>
-        <w:t xml:space="preserve"> Locking verse into the 90-BPM swing pocket.</w:t>
+        <w:t xml:space="preserve"> Treating the meter as locking verse into the 90-BPM swing pocket.</w:t>
       </w:r>
     </w:p>
     <w:p>
@@ -2673,7 +2715,7 @@
         <w:t>Subverter:</w:t>
       </w:r>
       <w:r>
-        <w:t xml:space="preserve"> Bending rhythm against dark production to create menace.</w:t>
+        <w:t xml:space="preserve"> Treating the meter as bending rhythm against dark production to create menace.</w:t>
       </w:r>
     </w:p>
     <w:p>
@@ -2690,7 +2732,7 @@
         <w:t>Compressor:</w:t>
       </w:r>
       <w:r>
-        <w:t xml:space="preserve"> Squeezing syllables into rapid triplet subdivisions.</w:t>
+        <w:t xml:space="preserve"> Treating the meter as squeezing syllables into rapid triplet subdivisions.</w:t>
       </w:r>
     </w:p>
     <w:p>
@@ -2705,15 +2747,22 @@
           <w:color w:val="3C3C3C"/>
           <w:sz w:val="23"/>
         </w:rPr>
-        <w:t>1.3 Theory: Subgenre Adaptation Models</w:t>
+        <w:t>1.3 Theory: Research, Established Theory, and Our Model</w:t>
       </w:r>
     </w:p>
     <w:p>
       <w:pPr>
         <w:spacing w:after="120" w:line="276" w:lineRule="auto"/>
       </w:pPr>
-      <w:r>
-        <w:t>Subgenres adapt metrical schemas to align with distinct tempo and snare placements.</w:t>
+      <w:r/>
+      <w:r>
+        <w:rPr>
+          <w:i/>
+        </w:rPr>
+        <w:t>Firewall Statement:</w:t>
+      </w:r>
+      <w:r>
+        <w:t xml:space="preserve"> Research demonstrates that neural entrainment aligns with periodic auditory pulses. Established musicological theory proposes that genres organize rhythm around tempo and snare placement. Our framework interprets subgenre delivery styles through these three functional roles.</w:t>
       </w:r>
     </w:p>
     <w:p>
@@ -2782,7 +2831,7 @@
         <w:spacing w:after="120" w:line="276" w:lineRule="auto"/>
       </w:pPr>
       <w:r>
-        <w:t>Treating subgenre roles as rigid musical genres rather than functional delivery modes.</w:t>
+        <w:t>Asserting that hip-hop subgenres objectively possess these three properties rather than treating them as analytical lenses.</w:t>
       </w:r>
     </w:p>
     <w:p>
@@ -2805,7 +2854,7 @@
         <w:spacing w:after="120" w:line="276" w:lineRule="auto"/>
       </w:pPr>
       <w:r>
-        <w:t>The Anapestic Anchor functions as Stabilizer, Subverter, or Compressor depending on subgenre context.</w:t>
+        <w:t>The Anapestic Anchor functions as Stabilizer, Subverter, or Compressor within our series' interpretive model.</w:t>
       </w:r>
     </w:p>
     <w:p>
@@ -2851,7 +2900,7 @@
         <w:spacing w:after="120" w:line="276" w:lineRule="auto"/>
       </w:pPr>
       <w:r>
-        <w:t>- Claim: Genre functional roles | Type (c) Series framework (Bible §3.5).</w:t>
+        <w:t>- Claim: Genre functional roles | Type (c) Series framework model (Bible §3.5).</w:t>
       </w:r>
     </w:p>
     <w:p>
@@ -2903,7 +2952,7 @@
         <w:spacing w:after="120" w:line="276" w:lineRule="auto"/>
       </w:pPr>
       <w:r>
-        <w:t xml:space="preserve">Classic Boom-Bap (85–95 BPM) relies on heavy kick-snare swing where the Anapestic Anchor acts as a </w:t>
+        <w:t xml:space="preserve">Classic Boom-Bap (85–95 BPM) relies on heavy kick-snare swing where our model treats the Anapestic Anchor as a </w:t>
       </w:r>
       <w:r>
         <w:rPr>
@@ -2950,15 +2999,22 @@
           <w:color w:val="3C3C3C"/>
           <w:sz w:val="23"/>
         </w:rPr>
-        <w:t>2.3 Theory: Pocket Entrainment in Boom-Bap</w:t>
+        <w:t>2.3 Theory: Research vs. Framework Interpretation</w:t>
       </w:r>
     </w:p>
     <w:p>
       <w:pPr>
         <w:spacing w:after="120" w:line="276" w:lineRule="auto"/>
       </w:pPr>
-      <w:r>
-        <w:t>On-beat landings in 90-BPM tempos provide optimal entrainment for narrative storytelling.</w:t>
+      <w:r/>
+      <w:r>
+        <w:rPr>
+          <w:i/>
+        </w:rPr>
+        <w:t>Firewall Statement:</w:t>
+      </w:r>
+      <w:r>
+        <w:t xml:space="preserve"> Research demonstrates that regular beats lower parsing effort. Established theory proposes that stress-timed speech aligns with musical downbeats. Our model treats Boom-Bap as stabilizing narrative storytelling.</w:t>
       </w:r>
     </w:p>
     <w:p>
@@ -3050,7 +3106,7 @@
         <w:spacing w:after="120" w:line="276" w:lineRule="auto"/>
       </w:pPr>
       <w:r>
-        <w:t>Boom-Bap uses the Anapestic Anchor as a Stabilizer to lock narrative lyrics into a 90-BPM pocket.</w:t>
+        <w:t>Boom-Bap uses the Anapestic Anchor as a Stabilizer within our analytical model.</w:t>
       </w:r>
     </w:p>
     <w:p>
@@ -3096,7 +3152,7 @@
         <w:spacing w:after="120" w:line="276" w:lineRule="auto"/>
       </w:pPr>
       <w:r>
-        <w:t>- Claim: Boom-Bap stabilizer mechanics | Type (c) Series framework.</w:t>
+        <w:t>- Claim: Boom-Bap stabilizer mechanics | Type (c) Series framework model.</w:t>
       </w:r>
     </w:p>
     <w:p>
@@ -3148,7 +3204,7 @@
         <w:spacing w:after="120" w:line="276" w:lineRule="auto"/>
       </w:pPr>
       <w:r>
-        <w:t xml:space="preserve">UK and Chicago/Brooklyn Drill (140–145 BPM) feature sliding 808s and off-beat snares. Here the Anchor operates as a </w:t>
+        <w:t xml:space="preserve">UK and Chicago/Brooklyn Drill (140–145 BPM) feature sliding 808s and off-beat snares. Here our model treats the Anchor as a </w:t>
       </w:r>
       <w:r>
         <w:rPr>
@@ -3187,7 +3243,7 @@
         <w:t>Melancholic Meter</w:t>
       </w:r>
       <w:r>
-        <w:t xml:space="preserve"> flattens the anapest's buoyant lift through monotone vocal delivery and spondaic stress (`/ /`).</w:t>
+        <w:t xml:space="preserve"> is our framework term for flattening the anapest's buoyant lift through monotone vocal delivery and spondaic stress (`/ /`).</w:t>
       </w:r>
     </w:p>
     <w:p>
@@ -3202,15 +3258,22 @@
           <w:color w:val="3C3C3C"/>
           <w:sz w:val="23"/>
         </w:rPr>
-        <w:t>3.3 Theory: Rhythmic Subversion</w:t>
+        <w:t>3.3 Theory: Research vs. Model</w:t>
       </w:r>
     </w:p>
     <w:p>
       <w:pPr>
         <w:spacing w:after="120" w:line="276" w:lineRule="auto"/>
       </w:pPr>
-      <w:r>
-        <w:t>Subverting a childhood-familiar rhythm creates stark contrast against grim narrative content.</w:t>
+      <w:r/>
+      <w:r>
+        <w:rPr>
+          <w:i/>
+        </w:rPr>
+        <w:t>Firewall Statement:</w:t>
+      </w:r>
+      <w:r>
+        <w:t xml:space="preserve"> Research demonstrates that pitch variation (intonation contour) signals emotion. Established theory proposes that monotone delivery reduces affective warmth. Our model interprets Drill as subverting buoyant meter.</w:t>
       </w:r>
     </w:p>
     <w:p>
@@ -3302,7 +3365,7 @@
         <w:spacing w:after="120" w:line="276" w:lineRule="auto"/>
       </w:pPr>
       <w:r>
-        <w:t>Drill subverts the buoyant anapest through Melancholic Meter and monotone delivery.</w:t>
+        <w:t>Drill subverts the buoyant anapest through Melancholic Meter within our interpretive framework.</w:t>
       </w:r>
     </w:p>
     <w:p>
@@ -3348,7 +3411,7 @@
         <w:spacing w:after="120" w:line="276" w:lineRule="auto"/>
       </w:pPr>
       <w:r>
-        <w:t>- Claim: Melancholic Meter &amp; Subverter role | Type (c) Series framework.</w:t>
+        <w:t>- Claim: Melancholic Meter &amp; Subverter role | Type (c) Series framework model.</w:t>
       </w:r>
     </w:p>
     <w:p>
@@ -3409,7 +3472,7 @@
         <w:t>Weaponized Satisfaction Cycle</w:t>
       </w:r>
       <w:r>
-        <w:t xml:space="preserve"> pairs a rewarding, predictable rhythm with harrowing or distressing narrative content.</w:t>
+        <w:t xml:space="preserve"> is our framework term for pairing a rewarding, predictable rhythm with harrowing or distressing narrative content.</w:t>
       </w:r>
     </w:p>
     <w:p>
@@ -3441,16 +3504,16 @@
         <w:t>Cognitive Dissonance</w:t>
       </w:r>
       <w:r>
-        <w:t xml:space="preserve"> is defined here strictly as a </w:t>
+        <w:t xml:space="preserve"> is defined strictly as an </w:t>
       </w:r>
       <w:r>
         <w:rPr>
           <w:b/>
         </w:rPr>
-        <w:t>series metaphor</w:t>
-      </w:r>
-      <w:r>
-        <w:t xml:space="preserve"> for the aesthetic clash between buoyant meter and heavy content, not the social psychology term for conflicting beliefs.</w:t>
+        <w:t>analytical metaphor</w:t>
+      </w:r>
+      <w:r>
+        <w:t xml:space="preserve"> for the aesthetic clash between buoyant meter and heavy content, not a neurological or social psychology finding about Drill listeners.</w:t>
       </w:r>
     </w:p>
     <w:p>
@@ -3465,15 +3528,22 @@
           <w:color w:val="3C3C3C"/>
           <w:sz w:val="23"/>
         </w:rPr>
-        <w:t>4.3 Theory: Prediction Error in Dark Contexts</w:t>
+        <w:t>4.3 Theory: The 3-Sentence Firewall</w:t>
       </w:r>
     </w:p>
     <w:p>
       <w:pPr>
         <w:spacing w:after="120" w:line="276" w:lineRule="auto"/>
       </w:pPr>
-      <w:r>
-        <w:t>The brain receives a satisfaction signal from metrical prediction while receiving threat signals from lyric content, producing tension.</w:t>
+      <w:r/>
+      <w:r>
+        <w:rPr>
+          <w:i/>
+        </w:rPr>
+        <w:t>Firewall Statement:</w:t>
+      </w:r>
+      <w:r>
+        <w:t xml:space="preserve"> Research demonstrates that prediction error triggers attention spikes. Established theory proposes that conflicting sensory inputs create cognitive tension. Our framework interprets this aesthetic clash in Drill as a "weaponized satisfaction cycle."</w:t>
       </w:r>
     </w:p>
     <w:p>
@@ -3496,7 +3566,7 @@
         <w:spacing w:after="120" w:line="276" w:lineRule="auto"/>
       </w:pPr>
       <w:r>
-        <w:t>Analyzing a 4-bar Drill verse demonstrating weaponized satisfaction.</w:t>
+        <w:t>Analyzing a 4-bar Drill verse demonstrating weaponized satisfaction as an analytical lens.</w:t>
       </w:r>
     </w:p>
     <w:p>
@@ -3519,7 +3589,7 @@
         <w:spacing w:after="120" w:line="276" w:lineRule="auto"/>
       </w:pPr>
       <w:r>
-        <w:t>Audit a dark verse to state where rhythmic satisfaction clashes with semantic distress.</w:t>
+        <w:t>Audit a dark verse to state where rhythmic satisfaction clashes with semantic distress within our model.</w:t>
       </w:r>
     </w:p>
     <w:p>
@@ -3542,7 +3612,7 @@
         <w:spacing w:after="120" w:line="276" w:lineRule="auto"/>
       </w:pPr>
       <w:r>
-        <w:t>Misusing psychological terms without labeling them as series metaphors.</w:t>
+        <w:t>Treating "weaponized satisfaction cycle" as a neurological claim about Drill artists or listeners.</w:t>
       </w:r>
     </w:p>
     <w:p>
@@ -3565,7 +3635,7 @@
         <w:spacing w:after="120" w:line="276" w:lineRule="auto"/>
       </w:pPr>
       <w:r>
-        <w:t>The weaponized satisfaction cycle uses metrical predictability to carry heavy content, creating aesthetic cognitive dissonance.</w:t>
+        <w:t>The weaponized satisfaction cycle operates as an analytical lens describing the clash between buoyant meter and heavy content.</w:t>
       </w:r>
     </w:p>
     <w:p>
@@ -3611,7 +3681,7 @@
         <w:spacing w:after="120" w:line="276" w:lineRule="auto"/>
       </w:pPr>
       <w:r>
-        <w:t>- Claim: Weaponized satisfaction cycle &amp; cognitive dissonance metaphor | Type (c) Series framework (Bible §8, I-11).</w:t>
+        <w:t>- Claim: Weaponized satisfaction cycle &amp; cognitive dissonance metaphor | Type (c) Series framework model (Bible §8, I-11).</w:t>
       </w:r>
     </w:p>
     <w:p>
@@ -3663,7 +3733,7 @@
         <w:spacing w:after="120" w:line="276" w:lineRule="auto"/>
       </w:pPr>
       <w:r>
-        <w:t xml:space="preserve">Trap (130–150 BPM) uses rapid triplet hi-hat rolls (12th and 24th subdivisions) where the Anchor functions as a </w:t>
+        <w:t xml:space="preserve">Trap (130–150 BPM) uses rapid triplet hi-hat rolls (12th and 24th subdivisions) where our model treats the Anchor as a </w:t>
       </w:r>
       <w:r>
         <w:rPr>
@@ -3710,15 +3780,22 @@
           <w:color w:val="3C3C3C"/>
           <w:sz w:val="23"/>
         </w:rPr>
-        <w:t>5.3 Theory: Sub-Beat Subdivision and Kinetic Energy</w:t>
+        <w:t>5.3 Theory: Research vs. Model</w:t>
       </w:r>
     </w:p>
     <w:p>
       <w:pPr>
         <w:spacing w:after="120" w:line="276" w:lineRule="auto"/>
       </w:pPr>
-      <w:r>
-        <w:t>Packing syllables into sub-beat subdivisions increases perceived kinetic energy without altering tempo.</w:t>
+      <w:r/>
+      <w:r>
+        <w:rPr>
+          <w:i/>
+        </w:rPr>
+        <w:t>Firewall Statement:</w:t>
+      </w:r>
+      <w:r>
+        <w:t xml:space="preserve"> Research demonstrates that high syllable rates increase information processing density. Established theory proposes that sub-beat subdivisions increase perceived kinetic speed. Our model treats Trap as compressing the anapestic skeleton.</w:t>
       </w:r>
     </w:p>
     <w:p>
@@ -3810,7 +3887,7 @@
         <w:spacing w:after="120" w:line="276" w:lineRule="auto"/>
       </w:pPr>
       <w:r>
-        <w:t>Trap uses the Anapestic Anchor as a Compressor, packing rapid syllables into triplet subdivisions.</w:t>
+        <w:t>Trap uses the Anapestic Anchor as a Compressor within our analytical model.</w:t>
       </w:r>
     </w:p>
     <w:p>
@@ -3856,7 +3933,7 @@
         <w:spacing w:after="120" w:line="276" w:lineRule="auto"/>
       </w:pPr>
       <w:r>
-        <w:t>- Claim: Trap compressor mechanics | Type (c) Series framework.</w:t>
+        <w:t>- Claim: Trap compressor mechanics | Type (c) Series framework model.</w:t>
       </w:r>
     </w:p>
     <w:p>
@@ -3917,7 +3994,7 @@
         <w:t>exact same 12-syllable text skeleton</w:t>
       </w:r>
       <w:r>
-        <w:t>.</w:t>
+        <w:t xml:space="preserve"> within our model.</w:t>
       </w:r>
     </w:p>
     <w:p>
@@ -4113,7 +4190,7 @@
         <w:spacing w:after="120" w:line="276" w:lineRule="auto"/>
       </w:pPr>
       <w:r>
-        <w:t>The same anapestic skeleton adapts cleanly across Boom-Bap, Drill, and Trap through genre-specific delivery mechanics.</w:t>
+        <w:t>The same anapestic skeleton adapts cleanly across Boom-Bap, Drill, and Trap within our comparative analytical framework.</w:t>
       </w:r>
     </w:p>
     <w:p>
@@ -4159,7 +4236,7 @@
         <w:spacing w:after="120" w:line="276" w:lineRule="auto"/>
       </w:pPr>
       <w:r>
-        <w:t>- Claim: 3-way subgenre comparative framework | Type (c) Series framework.</w:t>
+        <w:t>- Claim: 3-way subgenre comparative framework | Type (c) Series framework model.</w:t>
       </w:r>
     </w:p>
     <w:p>
@@ -4481,7 +4558,7 @@
         <w:t>Metrical Hook</w:t>
       </w:r>
       <w:r>
-        <w:t xml:space="preserve"> is the memorable, sticky quality created when a predictable meter intersects with a strong melodic or rhythmic cadence.</w:t>
+        <w:t xml:space="preserve"> is our series term for the memorable, sticky quality created when a predictable meter intersects with a strong melodic or rhythmic cadence.</w:t>
       </w:r>
     </w:p>
     <w:p>
@@ -4519,15 +4596,22 @@
           <w:color w:val="3C3C3C"/>
           <w:sz w:val="23"/>
         </w:rPr>
-        <w:t>8.3 Theory: Retrieval Efficiency Across Production Styles</w:t>
+        <w:t>8.3 Theory: Research vs. Model</w:t>
       </w:r>
     </w:p>
     <w:p>
       <w:pPr>
         <w:spacing w:after="120" w:line="276" w:lineRule="auto"/>
       </w:pPr>
-      <w:r>
-        <w:t>Metrical hooks lower retrieval effort, making chorus and verse lines instant audience sing-alongs.</w:t>
+      <w:r/>
+      <w:r>
+        <w:rPr>
+          <w:i/>
+        </w:rPr>
+        <w:t>Firewall Statement:</w:t>
+      </w:r>
+      <w:r>
+        <w:t xml:space="preserve"> Research demonstrates that dual-coded information increases retrieval probability. Established theory proposes that rhythmic cues lower retrieval effort. Our framework treats metrical hooks as accelerating recall across subgenres.</w:t>
       </w:r>
     </w:p>
     <w:p>
@@ -4619,7 +4703,7 @@
         <w:spacing w:after="120" w:line="276" w:lineRule="auto"/>
       </w:pPr>
       <w:r>
-        <w:t>Metrical hooks leverage predictable meter and production cues to maximize lyric recall.</w:t>
+        <w:t>Metrical hooks leverage predictable meter and production cues within our analytical framework.</w:t>
       </w:r>
     </w:p>
     <w:p>
@@ -4665,7 +4749,7 @@
         <w:spacing w:after="120" w:line="276" w:lineRule="auto"/>
       </w:pPr>
       <w:r>
-        <w:t>- Claim: Metrical Hook framework | Type (c) Series framework.</w:t>
+        <w:t>- Claim: Metrical Hook framework | Type (c) Series framework model.</w:t>
       </w:r>
     </w:p>
     <w:p>
@@ -5100,7 +5184,7 @@
         <w:spacing w:after="120" w:line="276" w:lineRule="auto"/>
       </w:pPr>
       <w:r>
-        <w:t>Book 4 demonstrates the anchor's subgenre versatility, handing off to Book 5's workshop curriculum.</w:t>
+        <w:t>Book 4 demonstrates the anchor's subgenre versatility within our model, handing off to Book 5's workshop curriculum.</w:t>
       </w:r>
     </w:p>
     <w:p>
@@ -5146,7 +5230,7 @@
         <w:spacing w:after="120" w:line="276" w:lineRule="auto"/>
       </w:pPr>
       <w:r>
-        <w:t>- Claim: Series synthesis and handoff | Type (c) Series framework.</w:t>
+        <w:t>- Claim: Series synthesis and handoff | Type (c) Series framework model.</w:t>
       </w:r>
     </w:p>
     <w:sectPr>
